--- a/docs/FULL_PLAN.docx
+++ b/docs/FULL_PLAN.docx
@@ -17,7 +17,7 @@
           <w:i/>
           <w:iCs/>
         </w:rPr>
-        <w:t xml:space="preserve">작성일: 2026-03-26</w:t>
+        <w:t xml:space="preserve">작성일: 2026-03-27</w:t>
       </w:r>
     </w:p>
     <w:p>
@@ -894,52 +894,82 @@
     </w:p>
     <w:p>
       <w:r>
-        <w:t xml:space="preserve">20  |  심평원 API 클라이언트 + 동기화 코드  |  ✅ 완료</w:t>
-      </w:r>
-    </w:p>
-    <w:p>
-      <w:r>
-        <w:t xml:space="preserve">21  |  Google Places API 클라이언트  |  ✅ 완료</w:t>
-      </w:r>
-    </w:p>
-    <w:p>
-      <w:r>
-        <w:t xml:space="preserve">22  |  심평원 실제 데이터 수집  |  ⏳ API 활성화 대기 중</w:t>
-      </w:r>
-    </w:p>
-    <w:p>
-      <w:r>
-        <w:t xml:space="preserve">23  |  Google Places 별점 연동  |  ⏳ API 키 설정 필요</w:t>
-      </w:r>
-    </w:p>
-    <w:p>
-      <w:r>
-        <w:t xml:space="preserve">24  |  Vercel 환경변수 (HIRA_API_KEY, GOOGLE_PLACES_API_KEY)  |  ❌ 미완료</w:t>
-      </w:r>
-    </w:p>
-    <w:p>
-      <w:r>
-        <w:t xml:space="preserve">25  |  도메인 연결 (kbeautybuyersguide.com)  |  ❌ 미완료</w:t>
-      </w:r>
-    </w:p>
-    <w:p>
-      <w:r>
-        <w:t xml:space="preserve">26  |  Google Analytics  |  ❌ 미완료</w:t>
-      </w:r>
-    </w:p>
-    <w:p>
-      <w:r>
-        <w:t xml:space="preserve">27  |  라이브캠 추가 (24시간 검증 채널)  |  ❌ 미완료</w:t>
-      </w:r>
-    </w:p>
-    <w:p>
-      <w:r>
-        <w:t xml:space="preserve">28  |  AI 추천 실제 엔진 (Claude API)  |  ❌ 미완료</w:t>
-      </w:r>
-    </w:p>
-    <w:p>
-      <w:r>
-        <w:t xml:space="preserve">29  |  Vercel Cron (매일 데이터 동기화)  |  ❌ 미완료</w:t>
+        <w:t xml:space="preserve">20  |  심평원 병원정보서비스 API 실데이터 연동 (79,569개 병원)  |  ✅ 완료</w:t>
+      </w:r>
+    </w:p>
+    <w:p>
+      <w:r>
+        <w:t xml:space="preserve">21  |  메인 조건 검색 → 심평원 실데이터 즉시 표시 (페이지 이동 없음)  |  ✅ 완료</w:t>
+      </w:r>
+    </w:p>
+    <w:p>
+      <w:r>
+        <w:t xml:space="preserve">22  |  AI 검색 기능 (자연어 입력 → 서술형 결과)  |  ✅ 완료</w:t>
+      </w:r>
+    </w:p>
+    <w:p>
+      <w:r>
+        <w:t xml:space="preserve">23  |  관리자 모드 (admin@2bstory.com / kbbg2026!admin)  |  ✅ 완료</w:t>
+      </w:r>
+    </w:p>
+    <w:p>
+      <w:r>
+        <w:t xml:space="preserve">24  |  회원관리 대시보드  |  ✅ 완료</w:t>
+      </w:r>
+    </w:p>
+    <w:p>
+      <w:r>
+        <w:t xml:space="preserve">25  |  광고관리 대시보드  |  ✅ 완료</w:t>
+      </w:r>
+    </w:p>
+    <w:p>
+      <w:r>
+        <w:t xml:space="preserve">26  |  검색 결과 최상단 광고 노출 (광고 표시)  |  ✅ 완료</w:t>
+      </w:r>
+    </w:p>
+    <w:p>
+      <w:r>
+        <w:t xml:space="preserve">27  |  Google Places API 클라이언트 준비  |  ✅ 완료</w:t>
+      </w:r>
+    </w:p>
+    <w:p>
+      <w:r>
+        <w:t xml:space="preserve">28  |  Google Places 별점 연동  |  ⏳ API 키 설정 필요</w:t>
+      </w:r>
+    </w:p>
+    <w:p>
+      <w:r>
+        <w:t xml:space="preserve">29  |  Vercel 환경변수 (HIRA_API_KEY, GOOGLE_PLACES_API_KEY)  |  ❌ 미완료</w:t>
+      </w:r>
+    </w:p>
+    <w:p>
+      <w:r>
+        <w:t xml:space="preserve">30  |  도메인 연결 (kbeautybuyersguide.com)  |  ❌ 미완료</w:t>
+      </w:r>
+    </w:p>
+    <w:p>
+      <w:r>
+        <w:t xml:space="preserve">31  |  Google Analytics  |  ❌ 미완료</w:t>
+      </w:r>
+    </w:p>
+    <w:p>
+      <w:r>
+        <w:t xml:space="preserve">32  |  Claude API 연동 (AI 검색 고도화)  |  ❌ 미완료</w:t>
+      </w:r>
+    </w:p>
+    <w:p>
+      <w:r>
+        <w:t xml:space="preserve">33  |  Cloudinary 이미지 업로드 연동  |  ❌ 미완료</w:t>
+      </w:r>
+    </w:p>
+    <w:p>
+      <w:r>
+        <w:t xml:space="preserve">34  |  라이브캠 추가 (24시간 검증 채널)  |  ❌ 미완료</w:t>
+      </w:r>
+    </w:p>
+    <w:p>
+      <w:r>
+        <w:t xml:space="preserve">35  |  Vercel Cron (매일 데이터 동기화)  |  ❌ 미완료</w:t>
       </w:r>
     </w:p>
     <w:p/>
@@ -959,7 +989,7 @@
         <w:pStyle w:val="Heading2"/>
       </w:pPr>
       <w:r>
-        <w:t xml:space="preserve">5-1. 심평원 의료기관 상세정보 API</w:t>
+        <w:t xml:space="preserve">5-1. 심평원 병원정보서비스 API (실데이터 연동 완료)</w:t>
       </w:r>
     </w:p>
     <w:p/>
@@ -970,17 +1000,22 @@
     </w:p>
     <w:p>
       <w:r>
-        <w:t xml:space="preserve">- **Endpoint**: `https://apis.data.go.kr/B551182/MadmDtlInfoService2.7`</w:t>
-      </w:r>
-    </w:p>
-    <w:p>
-      <w:r>
-        <w:t xml:space="preserve">- **수집 방식**: 하루 1회 Supabase에 저장, 매일 갱신</w:t>
-      </w:r>
-    </w:p>
-    <w:p>
-      <w:r>
-        <w:t xml:space="preserve">- **API 키 상태**: 발급 완료, 데이터 활성화 대기 중</w:t>
+        <w:t xml:space="preserve">- **Endpoint**: `https://apis.data.go.kr/B551182/hospInfoServicev2/getHospBasisList`</w:t>
+      </w:r>
+    </w:p>
+    <w:p>
+      <w:r>
+        <w:t xml:space="preserve">- **연동 상태**: **실데이터 연동 완료** (79,569개 병원)</w:t>
+      </w:r>
+    </w:p>
+    <w:p>
+      <w:r>
+        <w:t xml:space="preserve">- **수집 방식**: 하루 1회 Supabase에 저장, 매일 갱신 (예정)</w:t>
+      </w:r>
+    </w:p>
+    <w:p>
+      <w:r>
+        <w:t xml:space="preserve">- **메인 기능**: 조건 검색 시 페이지 이동 없이 즉시 결과 표시</w:t>
       </w:r>
     </w:p>
     <w:p/>
@@ -3410,22 +3445,37 @@
     </w:p>
     <w:p>
       <w:r>
-        <w:t xml:space="preserve">심평원 API 코드  |  ✅ 완료</w:t>
-      </w:r>
-    </w:p>
-    <w:p>
-      <w:r>
-        <w:t xml:space="preserve">Google Places 코드  |  ✅ 완료</w:t>
-      </w:r>
-    </w:p>
-    <w:p>
-      <w:r>
-        <w:t xml:space="preserve">심평원 데이터 활성화  |  ⏳ 대기 중</w:t>
-      </w:r>
-    </w:p>
-    <w:p>
-      <w:r>
-        <w:t xml:space="preserve">Google Places API 연동  |  ⏳ API 키 설정 필요</w:t>
+        <w:t xml:space="preserve">심평원 실데이터 연동  |  ✅ 완료 (79,569개 병원)</w:t>
+      </w:r>
+    </w:p>
+    <w:p>
+      <w:r>
+        <w:t xml:space="preserve">AI 검색 기능  |  ✅ 완료 (자연어 → 서술형 결과)</w:t>
+      </w:r>
+    </w:p>
+    <w:p>
+      <w:r>
+        <w:t xml:space="preserve">관리자 모드  |  ✅ 완료 (admin@2bstory.com)</w:t>
+      </w:r>
+    </w:p>
+    <w:p>
+      <w:r>
+        <w:t xml:space="preserve">광고 관리  |  ✅ 완료 (검색 결과 최상단 노출)</w:t>
+      </w:r>
+    </w:p>
+    <w:p>
+      <w:r>
+        <w:t xml:space="preserve">Google Places API 클라이언트  |  ✅ 준비 완료</w:t>
+      </w:r>
+    </w:p>
+    <w:p>
+      <w:r>
+        <w:t xml:space="preserve">Google Places 별점 연동  |  ⏳ API 키 설정 필요</w:t>
+      </w:r>
+    </w:p>
+    <w:p>
+      <w:r>
+        <w:t xml:space="preserve">Cloudinary 이미지 업로드  |  ⏳ 계획 완료, 연동 예정</w:t>
       </w:r>
     </w:p>
     <w:p>
@@ -3445,7 +3495,7 @@
     </w:p>
     <w:p>
       <w:r>
-        <w:t xml:space="preserve">AI 추천 실제 엔진  |  ❌ 미완료</w:t>
+        <w:t xml:space="preserve">Claude API 연동 (AI 고도화)  |  ❌ 미완료</w:t>
       </w:r>
     </w:p>
     <w:p>
@@ -3477,27 +3527,27 @@
     </w:p>
     <w:p>
       <w:r>
-        <w:t xml:space="preserve">1  |  심평원 API 데이터 활성화 확인 → 실제 수집  |  ⏳</w:t>
-      </w:r>
-    </w:p>
-    <w:p>
-      <w:r>
-        <w:t xml:space="preserve">2  |  Google Places API 연동 (구글별점)  |  ⏳</w:t>
-      </w:r>
-    </w:p>
-    <w:p>
-      <w:r>
-        <w:t xml:space="preserve">3  |  Vercel에 HIRA_API_KEY, GOOGLE_PLACES_API_KEY 환경변수 추가  |  ❌</w:t>
-      </w:r>
-    </w:p>
-    <w:p>
-      <w:r>
-        <w:t xml:space="preserve">4  |  Vercel Cron 설정 (매일 데이터 동기화)  |  ❌</w:t>
-      </w:r>
-    </w:p>
-    <w:p>
-      <w:r>
-        <w:t xml:space="preserve">5  |  AI 추천 실제 엔진 연결 (Claude API)  |  ❌</w:t>
+        <w:t xml:space="preserve">1  |  Google Places API 별점 연동 (구글별점 + 리뷰수)  |  ⏳</w:t>
+      </w:r>
+    </w:p>
+    <w:p>
+      <w:r>
+        <w:t xml:space="preserve">2  |  Claude API 연동 (AI 검색 고도화)  |  ❌</w:t>
+      </w:r>
+    </w:p>
+    <w:p>
+      <w:r>
+        <w:t xml:space="preserve">3  |  Cloudinary 이미지 업로드 연동  |  ❌</w:t>
+      </w:r>
+    </w:p>
+    <w:p>
+      <w:r>
+        <w:t xml:space="preserve">4  |  Vercel에 HIRA_API_KEY, GOOGLE_PLACES_API_KEY 환경변수 추가  |  ❌</w:t>
+      </w:r>
+    </w:p>
+    <w:p>
+      <w:r>
+        <w:t xml:space="preserve">5  |  Vercel Cron 설정 (매일 데이터 동기화)  |  ❌</w:t>
       </w:r>
     </w:p>
     <w:p>
